--- a/_v2.0_refresh/_populated_v2_0/03_System_Design/Detailed_Design/Database_Design/ILLM-03-004_Database_Design_v2_0.docx
+++ b/_v2.0_refresh/_populated_v2_0/03_System_Design/Detailed_Design/Database_Design/ILLM-03-004_Database_Design_v2_0.docx
@@ -1632,6 +1632,160 @@
           </w:p>
         </w:tc>
       </w:tr>
+      <w:tr>
+        <w:tc>
+          <w:tcPr>
+            <w:tcW w:type="dxa" w:w="1200"/>
+            <w:gridSpan w:val="1"/>
+            <w:tcBorders>
+              <w:top w:val="single" w:color="DDDDDD" w:sz="4"/>
+              <w:left w:val="single" w:color="DDDDDD" w:sz="4"/>
+              <w:bottom w:val="single" w:color="DDDDDD" w:sz="4"/>
+              <w:right w:val="single" w:color="DDDDDD" w:sz="4"/>
+            </w:tcBorders>
+            <w:shd w:fill="FFFFFF" w:val="clear"/>
+            <w:tcMar>
+              <w:top w:type="dxa" w:w="80"/>
+              <w:left w:type="dxa" w:w="120"/>
+              <w:bottom w:type="dxa" w:w="80"/>
+              <w:right w:type="dxa" w:w="120"/>
+            </w:tcMar>
+            <w:vAlign w:val="center"/>
+          </w:tcPr>
+          <w:p>
+            <w:pPr>
+              <w:jc w:val="left"/>
+            </w:pPr>
+            <w:r>
+              <w:rPr>
+                <w:rFonts w:ascii="Arial" w:cs="Arial" w:eastAsia="Arial" w:hAnsi="Arial"/>
+                <w:b w:val="false"/>
+                <w:bCs w:val="false"/>
+                <w:i w:val="false"/>
+                <w:iCs w:val="false"/>
+                <w:color w:val="1A1A1A"/>
+                <w:sz w:val="18"/>
+                <w:szCs w:val="18"/>
+              </w:rPr>
+              <w:t xml:space="preserve">2.1</w:t>
+            </w:r>
+          </w:p>
+        </w:tc>
+        <w:tc>
+          <w:tcPr>
+            <w:tcW w:type="dxa" w:w="2600"/>
+            <w:gridSpan w:val="1"/>
+            <w:tcBorders>
+              <w:top w:val="single" w:color="DDDDDD" w:sz="4"/>
+              <w:left w:val="single" w:color="DDDDDD" w:sz="4"/>
+              <w:bottom w:val="single" w:color="DDDDDD" w:sz="4"/>
+              <w:right w:val="single" w:color="DDDDDD" w:sz="4"/>
+            </w:tcBorders>
+            <w:shd w:fill="FFFFFF" w:val="clear"/>
+            <w:tcMar>
+              <w:top w:type="dxa" w:w="80"/>
+              <w:left w:type="dxa" w:w="120"/>
+              <w:bottom w:type="dxa" w:w="80"/>
+              <w:right w:type="dxa" w:w="120"/>
+            </w:tcMar>
+            <w:vAlign w:val="center"/>
+          </w:tcPr>
+          <w:p>
+            <w:pPr>
+              <w:jc w:val="left"/>
+            </w:pPr>
+            <w:r>
+              <w:rPr>
+                <w:rFonts w:ascii="Arial" w:cs="Arial" w:eastAsia="Arial" w:hAnsi="Arial"/>
+                <w:b w:val="false"/>
+                <w:bCs w:val="false"/>
+                <w:i w:val="false"/>
+                <w:iCs w:val="false"/>
+                <w:color w:val="1A1A1A"/>
+                <w:sz w:val="18"/>
+                <w:szCs w:val="18"/>
+              </w:rPr>
+              <w:t xml:space="preserve">30 May 2026</w:t>
+            </w:r>
+          </w:p>
+        </w:tc>
+        <w:tc>
+          <w:tcPr>
+            <w:tcW w:type="dxa" w:w="2600"/>
+            <w:gridSpan w:val="1"/>
+            <w:tcBorders>
+              <w:top w:val="single" w:color="DDDDDD" w:sz="4"/>
+              <w:left w:val="single" w:color="DDDDDD" w:sz="4"/>
+              <w:bottom w:val="single" w:color="DDDDDD" w:sz="4"/>
+              <w:right w:val="single" w:color="DDDDDD" w:sz="4"/>
+            </w:tcBorders>
+            <w:shd w:fill="FFFFFF" w:val="clear"/>
+            <w:tcMar>
+              <w:top w:type="dxa" w:w="80"/>
+              <w:left w:type="dxa" w:w="120"/>
+              <w:bottom w:type="dxa" w:w="80"/>
+              <w:right w:type="dxa" w:w="120"/>
+            </w:tcMar>
+            <w:vAlign w:val="center"/>
+          </w:tcPr>
+          <w:p>
+            <w:pPr>
+              <w:jc w:val="left"/>
+            </w:pPr>
+            <w:r>
+              <w:rPr>
+                <w:rFonts w:ascii="Arial" w:cs="Arial" w:eastAsia="Arial" w:hAnsi="Arial"/>
+                <w:b w:val="false"/>
+                <w:bCs w:val="false"/>
+                <w:i w:val="false"/>
+                <w:iCs w:val="false"/>
+                <w:color w:val="1A1A1A"/>
+                <w:sz w:val="18"/>
+                <w:szCs w:val="18"/>
+              </w:rPr>
+              <w:t xml:space="preserve">Uriel Tapiwa Munjanga</w:t>
+            </w:r>
+          </w:p>
+        </w:tc>
+        <w:tc>
+          <w:tcPr>
+            <w:tcW w:type="dxa" w:w="2960"/>
+            <w:gridSpan w:val="1"/>
+            <w:tcBorders>
+              <w:top w:val="single" w:color="DDDDDD" w:sz="4"/>
+              <w:left w:val="single" w:color="DDDDDD" w:sz="4"/>
+              <w:bottom w:val="single" w:color="DDDDDD" w:sz="4"/>
+              <w:right w:val="single" w:color="DDDDDD" w:sz="4"/>
+            </w:tcBorders>
+            <w:shd w:fill="FFFFFF" w:val="clear"/>
+            <w:tcMar>
+              <w:top w:type="dxa" w:w="80"/>
+              <w:left w:type="dxa" w:w="120"/>
+              <w:bottom w:type="dxa" w:w="80"/>
+              <w:right w:type="dxa" w:w="120"/>
+            </w:tcMar>
+            <w:vAlign w:val="center"/>
+          </w:tcPr>
+          <w:p>
+            <w:pPr>
+              <w:jc w:val="left"/>
+            </w:pPr>
+            <w:r>
+              <w:rPr>
+                <w:rFonts w:ascii="Arial" w:cs="Arial" w:eastAsia="Arial" w:hAnsi="Arial"/>
+                <w:b w:val="false"/>
+                <w:bCs w:val="false"/>
+                <w:i w:val="false"/>
+                <w:iCs w:val="false"/>
+                <w:color w:val="1A1A1A"/>
+                <w:sz w:val="18"/>
+                <w:szCs w:val="18"/>
+              </w:rPr>
+              <w:t xml:space="preserve">Added Section 8 — Candidates Schema (Reference Implementation): the InitialCreate EF Core migration provisions the candidate table and the MassTransit outbox tables, applied at startup via MigrateAsync. Former Section 8 renumbered to 9.</w:t>
+            </w:r>
+          </w:p>
+        </w:tc>
+      </w:tr>
     </w:tbl>
     <w:p>
       <w:r>
@@ -15986,7 +16140,64 @@
         <w:rPr>
           <w:rFonts w:ascii="Arial" w:cs="Arial" w:eastAsia="Arial" w:hAnsi="Arial"/>
         </w:rPr>
-        <w:t xml:space="preserve">8. Review and Approval</w:t>
+        <w:t xml:space="preserve">8. Candidates Schema — Reference Implementation</w:t>
+      </w:r>
+    </w:p>
+    <w:p>
+      <w:pPr>
+        <w:spacing w:after="120"/>
+        <w:jc w:val="both"/>
+      </w:pPr>
+      <w:r>
+        <w:rPr>
+          <w:rFonts w:ascii="Arial" w:cs="Arial" w:eastAsia="Arial" w:hAnsi="Arial"/>
+          <w:color w:val="1A1A1A"/>
+          <w:sz w:val="20"/>
+          <w:szCs w:val="20"/>
+        </w:rPr>
+        <w:t xml:space="preserve">The Candidates service is the reference implementation of the database-per-service pattern (Section 2). Its schema, candidates, is provisioned by a single EF Core code-first migration named InitialCreate, applied automatically at startup via MigrateAsync and recorded in __EFMigrationsHistory — replacing the earlier EnsureCreated bootstrap, which created no history table.</w:t>
+      </w:r>
+    </w:p>
+    <w:p>
+      <w:pPr>
+        <w:spacing w:after="120"/>
+        <w:jc w:val="both"/>
+      </w:pPr>
+      <w:r>
+        <w:rPr>
+          <w:rFonts w:ascii="Arial" w:cs="Arial" w:eastAsia="Arial" w:hAnsi="Arial"/>
+          <w:color w:val="1A1A1A"/>
+          <w:sz w:val="20"/>
+          <w:szCs w:val="20"/>
+        </w:rPr>
+        <w:t xml:space="preserve">The candidates table holds the candidate aggregate: id (uuid, primary key), first_name, last_name, city and nationality (varchar 100, not null), availability_status (varchar 30, stored as the enum name), public_headline (varchar 150, nullable), and created_at (timestamptz). A non-unique index on city backs the list filter.</w:t>
+      </w:r>
+    </w:p>
+    <w:p>
+      <w:pPr>
+        <w:spacing w:after="120"/>
+        <w:jc w:val="both"/>
+      </w:pPr>
+      <w:r>
+        <w:rPr>
+          <w:rFonts w:ascii="Arial" w:cs="Arial" w:eastAsia="Arial" w:hAnsi="Arial"/>
+          <w:color w:val="1A1A1A"/>
+          <w:sz w:val="20"/>
+          <w:szCs w:val="20"/>
+        </w:rPr>
+        <w:t xml:space="preserve">Because the service publishes integration events, the same migration also creates the MassTransit transactional-outbox tables — OutboxMessage, OutboxState and InboxState — in the candidates schema, so the aggregate write and the event publish commit in one transaction (ADR-0007; see Integration Architecture Section 8).</w:t>
+      </w:r>
+    </w:p>
+    <w:p>
+      <w:pPr>
+        <w:pStyle w:val="Heading2"/>
+        <w:spacing w:after="80" w:before="200"/>
+      </w:pPr>
+      <w:r>
+        <w:rPr>
+          <w:rFonts w:ascii="Arial" w:cs="Arial" w:eastAsia="Arial" w:hAnsi="Arial"/>
+        </w:rPr>
+        <w:t xml:space="preserve">9. Review and Approval</w:t>
       </w:r>
     </w:p>
     <w:tbl>
